--- a/data/fixtures/crb_aktobe.docx
+++ b/data/fixtures/crb_aktobe.docx
@@ -62,7 +62,7 @@
           </w:tcPr>
           <w:p>
             <w:r>
-              <w:t>приём кардиолога</w:t>
+              <w:t>приём гастроэнтеролога</w:t>
             </w:r>
           </w:p>
         </w:tc>
@@ -84,7 +84,51 @@
           </w:tcPr>
           <w:p>
             <w:r>
-              <w:t>приём невролога</w:t>
+              <w:t>консультация гинеколога</w:t>
+            </w:r>
+          </w:p>
+        </w:tc>
+        <w:tc>
+          <w:tcPr>
+            <w:tcW w:type="dxa" w:w="4320"/>
+          </w:tcPr>
+          <w:p>
+            <w:r>
+              <w:t>6 000 ₸</w:t>
+            </w:r>
+          </w:p>
+        </w:tc>
+      </w:tr>
+      <w:tr>
+        <w:tc>
+          <w:tcPr>
+            <w:tcW w:type="dxa" w:w="4320"/>
+          </w:tcPr>
+          <w:p>
+            <w:r>
+              <w:t>консультация дерматолога</w:t>
+            </w:r>
+          </w:p>
+        </w:tc>
+        <w:tc>
+          <w:tcPr>
+            <w:tcW w:type="dxa" w:w="4320"/>
+          </w:tcPr>
+          <w:p>
+            <w:r>
+              <w:t>5 600 ₸</w:t>
+            </w:r>
+          </w:p>
+        </w:tc>
+      </w:tr>
+      <w:tr>
+        <w:tc>
+          <w:tcPr>
+            <w:tcW w:type="dxa" w:w="4320"/>
+          </w:tcPr>
+          <w:p>
+            <w:r>
+              <w:t>кардиолог</w:t>
             </w:r>
           </w:p>
         </w:tc>
@@ -106,7 +150,73 @@
           </w:tcPr>
           <w:p>
             <w:r>
-              <w:t>приём акушера-гинеколога</w:t>
+              <w:t>консультация невролога</w:t>
+            </w:r>
+          </w:p>
+        </w:tc>
+        <w:tc>
+          <w:tcPr>
+            <w:tcW w:type="dxa" w:w="4320"/>
+          </w:tcPr>
+          <w:p>
+            <w:r>
+              <w:t>6 400 ₸</w:t>
+            </w:r>
+          </w:p>
+        </w:tc>
+      </w:tr>
+      <w:tr>
+        <w:tc>
+          <w:tcPr>
+            <w:tcW w:type="dxa" w:w="4320"/>
+          </w:tcPr>
+          <w:p>
+            <w:r>
+              <w:t>Прием педиатра</w:t>
+            </w:r>
+          </w:p>
+        </w:tc>
+        <w:tc>
+          <w:tcPr>
+            <w:tcW w:type="dxa" w:w="4320"/>
+          </w:tcPr>
+          <w:p>
+            <w:r>
+              <w:t>5 200 ₸</w:t>
+            </w:r>
+          </w:p>
+        </w:tc>
+      </w:tr>
+      <w:tr>
+        <w:tc>
+          <w:tcPr>
+            <w:tcW w:type="dxa" w:w="4320"/>
+          </w:tcPr>
+          <w:p>
+            <w:r>
+              <w:t>Консультация терапевта</w:t>
+            </w:r>
+          </w:p>
+        </w:tc>
+        <w:tc>
+          <w:tcPr>
+            <w:tcW w:type="dxa" w:w="4320"/>
+          </w:tcPr>
+          <w:p>
+            <w:r>
+              <w:t>4 800 ₸</w:t>
+            </w:r>
+          </w:p>
+        </w:tc>
+      </w:tr>
+      <w:tr>
+        <w:tc>
+          <w:tcPr>
+            <w:tcW w:type="dxa" w:w="4320"/>
+          </w:tcPr>
+          <w:p>
+            <w:r>
+              <w:t>Прием травматолога-ортопеда</w:t>
             </w:r>
           </w:p>
         </w:tc>
@@ -128,7 +238,51 @@
           </w:tcPr>
           <w:p>
             <w:r>
-              <w:t>приём эндокринолога</w:t>
+              <w:t>консультация уролога</w:t>
+            </w:r>
+          </w:p>
+        </w:tc>
+        <w:tc>
+          <w:tcPr>
+            <w:tcW w:type="dxa" w:w="4320"/>
+          </w:tcPr>
+          <w:p>
+            <w:r>
+              <w:t>6 000 ₸</w:t>
+            </w:r>
+          </w:p>
+        </w:tc>
+      </w:tr>
+      <w:tr>
+        <w:tc>
+          <w:tcPr>
+            <w:tcW w:type="dxa" w:w="4320"/>
+          </w:tcPr>
+          <w:p>
+            <w:r>
+              <w:t>Прием хирурга</w:t>
+            </w:r>
+          </w:p>
+        </w:tc>
+        <w:tc>
+          <w:tcPr>
+            <w:tcW w:type="dxa" w:w="4320"/>
+          </w:tcPr>
+          <w:p>
+            <w:r>
+              <w:t>5 600 ₸</w:t>
+            </w:r>
+          </w:p>
+        </w:tc>
+      </w:tr>
+      <w:tr>
+        <w:tc>
+          <w:tcPr>
+            <w:tcW w:type="dxa" w:w="4320"/>
+          </w:tcPr>
+          <w:p>
+            <w:r>
+              <w:t>эндокринолог</w:t>
             </w:r>
           </w:p>
         </w:tc>
@@ -150,7 +304,51 @@
           </w:tcPr>
           <w:p>
             <w:r>
-              <w:t>консультация гастроэнтеролога</w:t>
+              <w:t>Консультация интегративного врача</w:t>
+            </w:r>
+          </w:p>
+        </w:tc>
+        <w:tc>
+          <w:tcPr>
+            <w:tcW w:type="dxa" w:w="4320"/>
+          </w:tcPr>
+          <w:p>
+            <w:r>
+              <w:t>4 750 ₸</w:t>
+            </w:r>
+          </w:p>
+        </w:tc>
+      </w:tr>
+      <w:tr>
+        <w:tc>
+          <w:tcPr>
+            <w:tcW w:type="dxa" w:w="4320"/>
+          </w:tcPr>
+          <w:p>
+            <w:r>
+              <w:t>Профилактический Осмотр</w:t>
+            </w:r>
+          </w:p>
+        </w:tc>
+        <w:tc>
+          <w:tcPr>
+            <w:tcW w:type="dxa" w:w="4320"/>
+          </w:tcPr>
+          <w:p>
+            <w:r>
+              <w:t>4 700 ₸</w:t>
+            </w:r>
+          </w:p>
+        </w:tc>
+      </w:tr>
+      <w:tr>
+        <w:tc>
+          <w:tcPr>
+            <w:tcW w:type="dxa" w:w="4320"/>
+          </w:tcPr>
+          <w:p>
+            <w:r>
+              <w:t>Консультация стоматолога-хирурга</w:t>
             </w:r>
           </w:p>
         </w:tc>
@@ -172,7 +370,7 @@
           </w:tcPr>
           <w:p>
             <w:r>
-              <w:t>приём офтальмолога</w:t>
+              <w:t>общеклинический анализ мочи</w:t>
             </w:r>
           </w:p>
         </w:tc>
@@ -182,7 +380,7 @@
           </w:tcPr>
           <w:p>
             <w:r>
-              <w:t>5 600 ₸</w:t>
+              <w:t>1 200 ₸</w:t>
             </w:r>
           </w:p>
         </w:tc>
@@ -194,7 +392,7 @@
           </w:tcPr>
           <w:p>
             <w:r>
-              <w:t>Приём отоларинголога (ЛОР)</w:t>
+              <w:t>гликированный гемоглобин</w:t>
             </w:r>
           </w:p>
         </w:tc>
@@ -204,7 +402,7 @@
           </w:tcPr>
           <w:p>
             <w:r>
-              <w:t>5 600 ₸</w:t>
+              <w:t>3 350 ₸</w:t>
             </w:r>
           </w:p>
         </w:tc>
@@ -216,29 +414,7 @@
           </w:tcPr>
           <w:p>
             <w:r>
-              <w:t>Приём хирурга</w:t>
-            </w:r>
-          </w:p>
-        </w:tc>
-        <w:tc>
-          <w:tcPr>
-            <w:tcW w:type="dxa" w:w="4320"/>
-          </w:tcPr>
-          <w:p>
-            <w:r>
-              <w:t>5 600 ₸</w:t>
-            </w:r>
-          </w:p>
-        </w:tc>
-      </w:tr>
-      <w:tr>
-        <w:tc>
-          <w:tcPr>
-            <w:tcW w:type="dxa" w:w="4320"/>
-          </w:tcPr>
-          <w:p>
-            <w:r>
-              <w:t>glucose</w:t>
+              <w:t>Билирубин общий</w:t>
             </w:r>
           </w:p>
         </w:tc>
@@ -260,7 +436,7 @@
           </w:tcPr>
           <w:p>
             <w:r>
-              <w:t>липидный профиль</w:t>
+              <w:t>Ферритин</w:t>
             </w:r>
           </w:p>
         </w:tc>
@@ -270,7 +446,7 @@
           </w:tcPr>
           <w:p>
             <w:r>
-              <w:t>4 500 ₸</w:t>
+              <w:t>3 450 ₸</w:t>
             </w:r>
           </w:p>
         </w:tc>
@@ -282,7 +458,29 @@
           </w:tcPr>
           <w:p>
             <w:r>
-              <w:t>АЛТ (аланинаминотрансфераза)</w:t>
+              <w:t>Холестерин</w:t>
+            </w:r>
+          </w:p>
+        </w:tc>
+        <w:tc>
+          <w:tcPr>
+            <w:tcW w:type="dxa" w:w="4320"/>
+          </w:tcPr>
+          <w:p>
+            <w:r>
+              <w:t>1 100 ₸</w:t>
+            </w:r>
+          </w:p>
+        </w:tc>
+      </w:tr>
+      <w:tr>
+        <w:tc>
+          <w:tcPr>
+            <w:tcW w:type="dxa" w:w="4320"/>
+          </w:tcPr>
+          <w:p>
+            <w:r>
+              <w:t>мочевина в крови</w:t>
             </w:r>
           </w:p>
         </w:tc>
@@ -304,7 +502,7 @@
           </w:tcPr>
           <w:p>
             <w:r>
-              <w:t>Креатинин</w:t>
+              <w:t>creatinine</w:t>
             </w:r>
           </w:p>
         </w:tc>
@@ -326,51 +524,7 @@
           </w:tcPr>
           <w:p>
             <w:r>
-              <w:t>мочевина</w:t>
-            </w:r>
-          </w:p>
-        </w:tc>
-        <w:tc>
-          <w:tcPr>
-            <w:tcW w:type="dxa" w:w="4320"/>
-          </w:tcPr>
-          <w:p>
-            <w:r>
-              <w:t>1 050 ₸</w:t>
-            </w:r>
-          </w:p>
-        </w:tc>
-      </w:tr>
-      <w:tr>
-        <w:tc>
-          <w:tcPr>
-            <w:tcW w:type="dxa" w:w="4320"/>
-          </w:tcPr>
-          <w:p>
-            <w:r>
-              <w:t>Коагулограмма</w:t>
-            </w:r>
-          </w:p>
-        </w:tc>
-        <w:tc>
-          <w:tcPr>
-            <w:tcW w:type="dxa" w:w="4320"/>
-          </w:tcPr>
-          <w:p>
-            <w:r>
-              <w:t>4 300 ₸</w:t>
-            </w:r>
-          </w:p>
-        </w:tc>
-      </w:tr>
-      <w:tr>
-        <w:tc>
-          <w:tcPr>
-            <w:tcW w:type="dxa" w:w="4320"/>
-          </w:tcPr>
-          <w:p>
-            <w:r>
-              <w:t>витамин D</w:t>
+              <w:t>25-гидроксивитамин D</w:t>
             </w:r>
           </w:p>
         </w:tc>
@@ -392,7 +546,7 @@
           </w:tcPr>
           <w:p>
             <w:r>
-              <w:t>iron</w:t>
+              <w:t>австралийский антиген</w:t>
             </w:r>
           </w:p>
         </w:tc>
@@ -402,7 +556,7 @@
           </w:tcPr>
           <w:p>
             <w:r>
-              <w:t>1 500 ₸</w:t>
+              <w:t>2 250 ₸</w:t>
             </w:r>
           </w:p>
         </w:tc>
@@ -414,7 +568,7 @@
           </w:tcPr>
           <w:p>
             <w:r>
-              <w:t>ПЦР на коронавирус</w:t>
+              <w:t>цианокобаламин</w:t>
             </w:r>
           </w:p>
         </w:tc>
@@ -424,7 +578,7 @@
           </w:tcPr>
           <w:p>
             <w:r>
-              <w:t>7 600 ₸</w:t>
+              <w:t>3 700 ₸</w:t>
             </w:r>
           </w:p>
         </w:tc>
@@ -436,7 +590,7 @@
           </w:tcPr>
           <w:p>
             <w:r>
-              <w:t>тестостерон</w:t>
+              <w:t>PSA</w:t>
             </w:r>
           </w:p>
         </w:tc>
@@ -446,7 +600,7 @@
           </w:tcPr>
           <w:p>
             <w:r>
-              <w:t>2 650 ₸</w:t>
+              <w:t>2 900 ₸</w:t>
             </w:r>
           </w:p>
         </w:tc>
@@ -480,7 +634,7 @@
           </w:tcPr>
           <w:p>
             <w:r>
-              <w:t>Д-димер</w:t>
+              <w:t>testosterone</w:t>
             </w:r>
           </w:p>
         </w:tc>
@@ -490,7 +644,7 @@
           </w:tcPr>
           <w:p>
             <w:r>
-              <w:t>4 300 ₸</w:t>
+              <w:t>2 650 ₸</w:t>
             </w:r>
           </w:p>
         </w:tc>
@@ -502,7 +656,7 @@
           </w:tcPr>
           <w:p>
             <w:r>
-              <w:t>Мазок на флору (гинекологический)</w:t>
+              <w:t>тиреотропный гормон</w:t>
             </w:r>
           </w:p>
         </w:tc>
@@ -512,7 +666,7 @@
           </w:tcPr>
           <w:p>
             <w:r>
-              <w:t>1 850 ₸</w:t>
+              <w:t>2 500 ₸</w:t>
             </w:r>
           </w:p>
         </w:tc>
@@ -524,7 +678,7 @@
           </w:tcPr>
           <w:p>
             <w:r>
-              <w:t>анализ спермы</w:t>
+              <w:t>IgG к коронавирусу</w:t>
             </w:r>
           </w:p>
         </w:tc>
@@ -534,7 +688,7 @@
           </w:tcPr>
           <w:p>
             <w:r>
-              <w:t>5 750 ₸</w:t>
+              <w:t>4 150 ₸</w:t>
             </w:r>
           </w:p>
         </w:tc>
@@ -546,7 +700,7 @@
           </w:tcPr>
           <w:p>
             <w:r>
-              <w:t>Кал на скрытую кровь</w:t>
+              <w:t>резус-фактор</w:t>
             </w:r>
           </w:p>
         </w:tc>
@@ -556,7 +710,7 @@
           </w:tcPr>
           <w:p>
             <w:r>
-              <w:t>1 700 ₸</w:t>
+              <w:t>1 900 ₸</w:t>
             </w:r>
           </w:p>
         </w:tc>
@@ -568,7 +722,117 @@
           </w:tcPr>
           <w:p>
             <w:r>
-              <w:t>УЗИ ОБП</w:t>
+              <w:t>эзофагогастродуоденоскопия</w:t>
+            </w:r>
+          </w:p>
+        </w:tc>
+        <w:tc>
+          <w:tcPr>
+            <w:tcW w:type="dxa" w:w="4320"/>
+          </w:tcPr>
+          <w:p>
+            <w:r>
+              <w:t>9 600 ₸</w:t>
+            </w:r>
+          </w:p>
+        </w:tc>
+      </w:tr>
+      <w:tr>
+        <w:tc>
+          <w:tcPr>
+            <w:tcW w:type="dxa" w:w="4320"/>
+          </w:tcPr>
+          <w:p>
+            <w:r>
+              <w:t>ФКС</w:t>
+            </w:r>
+          </w:p>
+        </w:tc>
+        <w:tc>
+          <w:tcPr>
+            <w:tcW w:type="dxa" w:w="4320"/>
+          </w:tcPr>
+          <w:p>
+            <w:r>
+              <w:t>14 400 ₸</w:t>
+            </w:r>
+          </w:p>
+        </w:tc>
+      </w:tr>
+      <w:tr>
+        <w:tc>
+          <w:tcPr>
+            <w:tcW w:type="dxa" w:w="4320"/>
+          </w:tcPr>
+          <w:p>
+            <w:r>
+              <w:t>УЗИ щитовидки</w:t>
+            </w:r>
+          </w:p>
+        </w:tc>
+        <w:tc>
+          <w:tcPr>
+            <w:tcW w:type="dxa" w:w="4320"/>
+          </w:tcPr>
+          <w:p>
+            <w:r>
+              <w:t>5 200 ₸</w:t>
+            </w:r>
+          </w:p>
+        </w:tc>
+      </w:tr>
+      <w:tr>
+        <w:tc>
+          <w:tcPr>
+            <w:tcW w:type="dxa" w:w="4320"/>
+          </w:tcPr>
+          <w:p>
+            <w:r>
+              <w:t>МРТ ГМ</w:t>
+            </w:r>
+          </w:p>
+        </w:tc>
+        <w:tc>
+          <w:tcPr>
+            <w:tcW w:type="dxa" w:w="4320"/>
+          </w:tcPr>
+          <w:p>
+            <w:r>
+              <w:t>22 400 ₸</w:t>
+            </w:r>
+          </w:p>
+        </w:tc>
+      </w:tr>
+      <w:tr>
+        <w:tc>
+          <w:tcPr>
+            <w:tcW w:type="dxa" w:w="4320"/>
+          </w:tcPr>
+          <w:p>
+            <w:r>
+              <w:t>МРТ поясничного отдела</w:t>
+            </w:r>
+          </w:p>
+        </w:tc>
+        <w:tc>
+          <w:tcPr>
+            <w:tcW w:type="dxa" w:w="4320"/>
+          </w:tcPr>
+          <w:p>
+            <w:r>
+              <w:t>20 800 ₸</w:t>
+            </w:r>
+          </w:p>
+        </w:tc>
+      </w:tr>
+      <w:tr>
+        <w:tc>
+          <w:tcPr>
+            <w:tcW w:type="dxa" w:w="4320"/>
+          </w:tcPr>
+          <w:p>
+            <w:r>
+              <w:t>УЗИ брюшной полости</w:t>
             </w:r>
           </w:p>
         </w:tc>
@@ -590,7 +854,51 @@
           </w:tcPr>
           <w:p>
             <w:r>
-              <w:t>УЗИ ЩЖ</w:t>
+              <w:t>УЗИ молочных желёз</w:t>
+            </w:r>
+          </w:p>
+        </w:tc>
+        <w:tc>
+          <w:tcPr>
+            <w:tcW w:type="dxa" w:w="4320"/>
+          </w:tcPr>
+          <w:p>
+            <w:r>
+              <w:t>5 600 ₸</w:t>
+            </w:r>
+          </w:p>
+        </w:tc>
+      </w:tr>
+      <w:tr>
+        <w:tc>
+          <w:tcPr>
+            <w:tcW w:type="dxa" w:w="4320"/>
+          </w:tcPr>
+          <w:p>
+            <w:r>
+              <w:t>УЗИ органов малого таза</w:t>
+            </w:r>
+          </w:p>
+        </w:tc>
+        <w:tc>
+          <w:tcPr>
+            <w:tcW w:type="dxa" w:w="4320"/>
+          </w:tcPr>
+          <w:p>
+            <w:r>
+              <w:t>6 400 ₸</w:t>
+            </w:r>
+          </w:p>
+        </w:tc>
+      </w:tr>
+      <w:tr>
+        <w:tc>
+          <w:tcPr>
+            <w:tcW w:type="dxa" w:w="4320"/>
+          </w:tcPr>
+          <w:p>
+            <w:r>
+              <w:t>УЗИ почек и надпочечников</w:t>
             </w:r>
           </w:p>
         </w:tc>
@@ -612,7 +920,7 @@
           </w:tcPr>
           <w:p>
             <w:r>
-              <w:t>эхо сердца</w:t>
+              <w:t>рентгенография ОГК</w:t>
             </w:r>
           </w:p>
         </w:tc>
@@ -622,7 +930,7 @@
           </w:tcPr>
           <w:p>
             <w:r>
-              <w:t>8 800 ₸</w:t>
+              <w:t>3 600 ₸</w:t>
             </w:r>
           </w:p>
         </w:tc>
@@ -634,7 +942,7 @@
           </w:tcPr>
           <w:p>
             <w:r>
-              <w:t>электрокардиография</w:t>
+              <w:t>УЗИ сосудов полового члена</w:t>
             </w:r>
           </w:p>
         </w:tc>
@@ -644,7 +952,7 @@
           </w:tcPr>
           <w:p>
             <w:r>
-              <w:t>2 800 ₸</w:t>
+              <w:t>5 150 ₸</w:t>
             </w:r>
           </w:p>
         </w:tc>
@@ -656,7 +964,7 @@
           </w:tcPr>
           <w:p>
             <w:r>
-              <w:t>Маммография</w:t>
+              <w:t>простаты</w:t>
             </w:r>
           </w:p>
         </w:tc>
@@ -666,7 +974,51 @@
           </w:tcPr>
           <w:p>
             <w:r>
-              <w:t>5 200 ₸</w:t>
+              <w:t>18 900 ₸</w:t>
+            </w:r>
+          </w:p>
+        </w:tc>
+      </w:tr>
+      <w:tr>
+        <w:tc>
+          <w:tcPr>
+            <w:tcW w:type="dxa" w:w="4320"/>
+          </w:tcPr>
+          <w:p>
+            <w:r>
+              <w:t>УЗИ сосудов печени</w:t>
+            </w:r>
+          </w:p>
+        </w:tc>
+        <w:tc>
+          <w:tcPr>
+            <w:tcW w:type="dxa" w:w="4320"/>
+          </w:tcPr>
+          <w:p>
+            <w:r>
+              <w:t>6 250 ₸</w:t>
+            </w:r>
+          </w:p>
+        </w:tc>
+      </w:tr>
+      <w:tr>
+        <w:tc>
+          <w:tcPr>
+            <w:tcW w:type="dxa" w:w="4320"/>
+          </w:tcPr>
+          <w:p>
+            <w:r>
+              <w:t>МРТ тазобедренного сустава</w:t>
+            </w:r>
+          </w:p>
+        </w:tc>
+        <w:tc>
+          <w:tcPr>
+            <w:tcW w:type="dxa" w:w="4320"/>
+          </w:tcPr>
+          <w:p>
+            <w:r>
+              <w:t>21 900 ₸</w:t>
             </w:r>
           </w:p>
         </w:tc>
